--- a/cisc7204-Assgn01-2026-mc649337/CISC7204-Assgn01-mc649337-PreliminaryProjectProposal.docx
+++ b/cisc7204-Assgn01-2026-mc649337/CISC7204-Assgn01-mc649337-PreliminaryProjectProposal.docx
@@ -159,7 +159,7 @@
           <w:color w:val="000000"/>
           <w:sz w:val="28"/>
         </w:rPr>
-        <w:t>CISC7204 Pair Project Proposal</w:t>
+        <w:t xml:space="preserve">CISC7204 </w:t>
       </w:r>
     </w:p>
     <w:p>
@@ -248,7 +248,7 @@
         <w:rPr>
           <w:color w:val="000000"/>
         </w:rPr>
-        <w:t>The region is Cambridgeshire, England, United Kingdom, and the domain is transportation and road safety. The collision-location files will support the primary analysis because they contain event-level records for 2012 to 2017. The transport-mode files will provide supplementary context over the months shared by the selected district files. The project is descriptive: it will identify recorded patterns and associations without treating them as causal effects or exposure-adjusted risk.</w:t>
+        <w:t>The region is Cambridgeshire, England, United Kingdom, and the domain is transportation and road safety. The collision-location file codes each record to a local authority and includes Peterborough (E06000031) alongside the Cambridgeshire districts, while the transport-mode files cover Cambridgeshire and its districts only. Area comparisons will therefore use the published local-authority codes, Peterborough will be reported as a separate area, and the two sources will not be treated as covering identical geography. The collision-location files will support the primary analysis because they contain event-level records for 2012 to 2017. The transport-mode files will provide supplementary context over the months shared by the selected district files. The project is descriptive: it will identify recorded patterns and associations without treating them as causal effects or exposure-adjusted risk.</w:t>
       </w:r>
     </w:p>
     <w:p>
@@ -281,7 +281,7 @@
         <w:rPr>
           <w:color w:val="000000"/>
         </w:rPr>
-        <w:t>This project supports the course outcome of turning real-world data into a defensible visual explanation. We will acquire public data, document its structure and limitations, prepare compatible analytical tables, select visual encodings that fit the question, and communicate findings without overstating the evidence. As students in Computer and Information Science, we will also strengthen transferable skills in data engineering, statistical reasoning and visual communication that are relevant to later coursework and data-science or analytics work.</w:t>
+        <w:t>This project supports the course outcome of turning real-world data into a defensible visual explanation. We will acquire public data, document its structure and limitations, prepare compatible analytical tables, select visual encodings that fit the question, and communicate findings without overstating the evidence. As students in the Institute of Artificial Intelligence and Brain Sciences, we will also strengthen transferable skills in data engineering, statistical reasoning and visual communication that are relevant to later coursework and data-science or analytics work.</w:t>
       </w:r>
     </w:p>
     <w:p>
@@ -380,6 +380,7 @@
         <w:rPr>
           <w:color w:val="000000"/>
         </w:rPr>
+        <w:lastRenderedPageBreak/>
         <w:t>The difference between collision records, casualty counts, severity categories and exposure-adjusted risk.</w:t>
       </w:r>
     </w:p>
@@ -402,7 +403,6 @@
         <w:rPr>
           <w:color w:val="000000"/>
         </w:rPr>
-        <w:lastRenderedPageBreak/>
         <w:t>Why censored values require different treatment from exact counts and ordinary missing values.</w:t>
       </w:r>
     </w:p>
@@ -458,7 +458,7 @@
         <w:rPr>
           <w:color w:val="000000"/>
         </w:rPr>
-        <w:t>Dataset 1 will provide supplementary transport-mode information. Its district files store transport modes as rows and months as columns, and many values below five are shown as &lt;5. These values will remain censored and will not be replaced with a single number. Exact totals or shares will not be calculated from censored cells. The files will be reshaped into a district-month-mode structure only after the common month range and disclosure convention have been documented, following tidy-data principles [7].</w:t>
+        <w:t>Dataset 1 will provide supplementary transport-mode information. Its district files store transport modes as rows and months as columns, and many values below five are shown as &lt;5. These values will remain censored and will not be replaced with a single number. Exact totals or shares will not be calculated from censored cells. The files will be reshaped into a district-month-mode structure only after the common month range and disclosure convention have been documented, following tidy-data principles (Wickham, 2014).</w:t>
       </w:r>
     </w:p>
     <w:p>
@@ -503,7 +503,7 @@
         <w:rPr>
           <w:color w:val="000000"/>
         </w:rPr>
-        <w:t xml:space="preserve">Inspect fields, units, category labels, local-authority codes, the official Severity definition, missing values and disclosure controls. Confirm the first and last month in every selected transport-mode file. </w:t>
+        <w:t xml:space="preserve">Inspect fields, units, category labels, local-authority codes, the official Severity definition, missing values and disclosure controls. Confirm the first and last month in every selected transport-mode file and list the local-authority codes present in the collision-location files. </w:t>
       </w:r>
       <w:r>
         <w:rPr>
@@ -581,7 +581,14 @@
         <w:rPr>
           <w:color w:val="000000"/>
         </w:rPr>
-        <w:t xml:space="preserve">Use Dataset 1 to compare broad transport-mode patterns without imputing suppressed values or deriving unsupported exact totals and shares. Restrict comparisons to the months shared by the selected files. </w:t>
+        <w:t xml:space="preserve">Use Dataset 1 to compare broad transport-mode patterns without imputing suppressed values or deriving unsupported exact totals and </w:t>
+      </w:r>
+      <w:r>
+        <w:rPr>
+          <w:color w:val="000000"/>
+        </w:rPr>
+        <w:lastRenderedPageBreak/>
+        <w:t xml:space="preserve">shares. Restrict comparisons to the months shared by the selected files. </w:t>
       </w:r>
       <w:r>
         <w:rPr>
@@ -627,7 +634,6 @@
           <w:b/>
           <w:color w:val="000000"/>
         </w:rPr>
-        <w:lastRenderedPageBreak/>
         <w:t xml:space="preserve">7. Interpretation and final package. </w:t>
       </w:r>
       <w:r>
@@ -646,6 +652,18 @@
     </w:p>
     <w:p>
       <w:pPr>
+        <w:pStyle w:val="BodyText"/>
+        <w:ind w:left="115"/>
+      </w:pPr>
+      <w:r>
+        <w:rPr>
+          <w:color w:val="000000"/>
+        </w:rPr>
+        <w:t>Where the course provides guides and worksheets, such as the Module 06 practice and final project overviews and the tutorial worksheets, we will follow the published steps and record in the source log which step each deliverable satisfies.</w:t>
+      </w:r>
+    </w:p>
+    <w:p>
+      <w:pPr>
         <w:pStyle w:val="Heading2"/>
       </w:pPr>
       <w:r>
@@ -663,7 +681,7 @@
         <w:rPr>
           <w:color w:val="000000"/>
         </w:rPr>
-        <w:t>A set of district small multiples will show monthly collision or casualty counts from Dataset 2 without forcing many lines into one panel. A heatmap or proportional bar chart will compare recorded severity across road-surface and weather categories, with group sample sizes shown so that small categories are not overinterpreted. These encodings support direct comparison and follow established guidance on matching visual form to analytical task [4, 5, 6].</w:t>
+        <w:t>The visual set answers the district-and-month part and the severity part of the research question directly. A set of district small multiples will show monthly collision or casualty counts from Dataset 2 without forcing many lines into one panel. A heatmap or proportional bar chart will compare recorded severity across road-surface and weather categories, with group sample sizes shown so that small categories are not overinterpreted. These encodings support direct comparison and follow established guidance on matching visual form to analytical task (Cleveland, 1985; Healy, 2018; Munzner, 2014).</w:t>
       </w:r>
     </w:p>
     <w:p>
@@ -697,6 +715,17 @@
           <w:color w:val="000000"/>
         </w:rPr>
         <w:t>The project will be successful when its evidence, visual design and interpretation can be checked from the original files and when each figure answers a named part of the research question.</w:t>
+      </w:r>
+    </w:p>
+    <w:p>
+      <w:pPr>
+        <w:pStyle w:val="BodyText"/>
+      </w:pPr>
+      <w:r>
+        <w:rPr>
+          <w:color w:val="000000"/>
+        </w:rPr>
+        <w:t>The evidence that these criteria have been met will be a one-page checklist derived from the criteria below and applied to every table and figure, together with the final annotated visual set, which will present the collected, analysed and interpreted data so that each criterion can be traced to a specific artefact.</w:t>
       </w:r>
     </w:p>
     <w:p>
@@ -714,7 +743,7 @@
         <w:rPr>
           <w:color w:val="000000"/>
         </w:rPr>
-        <w:t>Every figure states the geography, actual time range, observation unit and source; the transport-mode endpoint is based on the audited files rather than the file name alone.</w:t>
+        <w:t>Every figure states the geography, actual time range, observation unit and source; the transport-mode endpoint is based on the audited files rather than the file name alone, and any difference in geographical coverage between the two sources is stated.</w:t>
       </w:r>
     </w:p>
     <w:p>
@@ -744,6 +773,7 @@
           <w:b/>
           <w:color w:val="000000"/>
         </w:rPr>
+        <w:lastRenderedPageBreak/>
         <w:t xml:space="preserve">Accuracy: </w:t>
       </w:r>
       <w:r>
@@ -889,7 +919,6 @@
                 <w:color w:val="FFFFFF"/>
                 <w:sz w:val="17"/>
               </w:rPr>
-              <w:lastRenderedPageBreak/>
               <w:t>Member</w:t>
             </w:r>
           </w:p>
@@ -1335,6 +1364,7 @@
         <w:rPr>
           <w:rFonts w:ascii="Times New Roman" w:hAnsi="Times New Roman"/>
         </w:rPr>
+        <w:lastRenderedPageBreak/>
         <w:t>6 Data Sources</w:t>
       </w:r>
     </w:p>
@@ -1358,35 +1388,22 @@
         <w:rPr>
           <w:color w:val="000000"/>
         </w:rPr>
-        <w:t xml:space="preserve">[1] Dataset 1: Cambridgeshire Road Traffic Collision Casualties by Mode of Transport Counts. Publisher: Cambridgeshire Insight. The catalogue provides separate county and district files. The previewed South Cambridgeshire file runs from January 2012 to August 2017 and contains suppressed &lt;5 cells, so every selected file will be audited before a common period is set. Catalogue page: </w:t>
+        <w:t xml:space="preserve">Dataset 1: Cambridgeshire Road Traffic Collision Casualties by Mode of Transport Counts (Cambridgeshire Insight, 2025a). The catalogue provides separate county and district files. The previewed South Cambridgeshire file runs from January 2012 to August 2017 and contains suppressed &lt;5 cells, so every selected file will be audited before a common period is set. Catalogue page: </w:t>
       </w:r>
-      <w:hyperlink r:id="rId9" w:history="1">
+      <w:hyperlink r:id="rId9">
         <w:r>
           <w:rPr>
-            <w:rStyle w:val="Hyperlink"/>
+            <w:color w:val="1F4E79"/>
+            <w:u w:val="single"/>
           </w:rPr>
-          <w:t>https://www.data.gov.uk/dataset/3e01b839-fc7b-4d77-b5b0-6e86528117a1/cambridgeshire-road-traffic-collision-casualties-by-mode-of-transport-counts1</w:t>
+          <w:t>data.gov.uk dataset page</w:t>
         </w:r>
       </w:hyperlink>
       <w:r>
         <w:rPr>
           <w:color w:val="000000"/>
         </w:rPr>
-        <w:t>.</w:t>
-      </w:r>
-      <w:r>
-        <w:rPr>
-          <w:rFonts w:eastAsia="SimSun" w:hint="eastAsia"/>
-          <w:color w:val="000000"/>
-          <w:lang w:eastAsia="zh-CN"/>
-        </w:rPr>
-        <w:t xml:space="preserve"> </w:t>
-      </w:r>
-      <w:r>
-        <w:rPr>
-          <w:color w:val="000000"/>
-        </w:rPr>
-        <w:t xml:space="preserve">Example CSV file: </w:t>
+        <w:t xml:space="preserve">. Example CSV file: </w:t>
       </w:r>
       <w:hyperlink r:id="rId10">
         <w:r>
@@ -1407,35 +1424,22 @@
         <w:rPr>
           <w:color w:val="000000"/>
         </w:rPr>
-        <w:t xml:space="preserve">[2] Dataset 2: Road Traffic Collisions Location. Publisher: Cambridgeshire Insight. The files contain collision date, location, recorded severity, road condition, weather and casualty count for 2012 to 2018. The primary analysis will use the 2012 to 2017 </w:t>
+        <w:t xml:space="preserve">Dataset 2, Road Traffic Collisions: Location (Cambridgeshire Insight, 2025b). The files contain collision date, location, recorded severity, road condition, weather and casualty count for 2012 to 2018 (2012 to 2017 as Excel files; 2018 as CSV). The primary analysis will use the 2012 to 2017 files; 2018 will not be merged into the main period. Catalogue page: </w:t>
       </w:r>
+      <w:hyperlink r:id="rId11">
+        <w:r>
+          <w:rPr>
+            <w:color w:val="1F4E79"/>
+            <w:u w:val="single"/>
+          </w:rPr>
+          <w:t>data.gov.uk dataset page</w:t>
+        </w:r>
+      </w:hyperlink>
       <w:r>
         <w:rPr>
           <w:color w:val="000000"/>
         </w:rPr>
-        <w:lastRenderedPageBreak/>
-        <w:t xml:space="preserve">files; 2018 will not be merged into the main period. Catalogue page: </w:t>
-      </w:r>
-      <w:hyperlink r:id="rId11" w:history="1">
-        <w:r>
-          <w:rPr>
-            <w:rStyle w:val="Hyperlink"/>
-          </w:rPr>
-          <w:t>https://www.data.gov.uk/dataset/b063ff63-7d19-4c9d-a817-26a64dfdce57/road-traffic-collisions-location1</w:t>
-        </w:r>
-      </w:hyperlink>
-      <w:r>
-        <w:rPr>
-          <w:rFonts w:eastAsia="SimSun" w:hint="eastAsia"/>
-          <w:lang w:eastAsia="zh-CN"/>
-        </w:rPr>
-        <w:t xml:space="preserve">. </w:t>
-      </w:r>
-      <w:r>
-        <w:rPr>
-          <w:color w:val="000000"/>
-        </w:rPr>
-        <w:t xml:space="preserve">Example file used to verify the published schema: </w:t>
+        <w:t xml:space="preserve">. Example file used to verify the published schema: </w:t>
       </w:r>
       <w:hyperlink r:id="rId12">
         <w:r>
@@ -1455,21 +1459,7 @@
         <w:rPr>
           <w:color w:val="000000"/>
         </w:rPr>
-        <w:t xml:space="preserve">The catalogue pages describe police-recorded events. Neither source provides a complete exposure denominator such as journeys or vehicle </w:t>
-      </w:r>
-      <w:proofErr w:type="spellStart"/>
-      <w:r>
-        <w:rPr>
-          <w:color w:val="000000"/>
-        </w:rPr>
-        <w:t>kilometres</w:t>
-      </w:r>
-      <w:proofErr w:type="spellEnd"/>
-      <w:r>
-        <w:rPr>
-          <w:color w:val="000000"/>
-        </w:rPr>
-        <w:t>, so the project will not interpret counts as population or travel risk. Department for Transport statistics provide national context but are not a third analytical dataset [3].</w:t>
+        <w:t>Both catalogue pages describe recorded road traffic collisions and casualties in Cambridgeshire. Neither source provides a complete exposure denominator such as journeys or vehicle kilometres, so the project will not interpret counts as population or travel risk. Department for Transport statistics provide national context but are not a third analytical dataset (Department for Transport, n.d.).</w:t>
       </w:r>
     </w:p>
     <w:p>
@@ -1486,208 +1476,239 @@
     <w:p>
       <w:pPr>
         <w:pStyle w:val="BodyText"/>
-        <w:ind w:left="115"/>
+        <w:ind w:left="720" w:hanging="720"/>
+      </w:pPr>
+      <w:r>
+        <w:t xml:space="preserve">Cambridgeshire Insight. (2025a). </w:t>
+      </w:r>
+      <w:r>
+        <w:rPr>
+          <w:i/>
+        </w:rPr>
+        <w:t>Cambridgeshire road traffic collision casualties by mode of transport counts</w:t>
+      </w:r>
+      <w:r>
+        <w:t xml:space="preserve"> [Data set]. National Data Library. Retrieved September 16, 2026, from </w:t>
+      </w:r>
+      <w:hyperlink r:id="rId13">
+        <w:r>
+          <w:rPr>
+            <w:color w:val="1F4E79"/>
+            <w:u w:val="single"/>
+          </w:rPr>
+          <w:t>https://www.data.gov.uk/dataset/3e01b839-fc7b-4d77-b5b0-6e86528117a1/cambridgeshire-road-traffic-collision-casualties-by-mode-of-transport-counts1</w:t>
+        </w:r>
+      </w:hyperlink>
+    </w:p>
+    <w:p>
+      <w:pPr>
+        <w:pStyle w:val="BodyText"/>
+        <w:ind w:left="720" w:hanging="720"/>
+      </w:pPr>
+      <w:r>
+        <w:t xml:space="preserve">Cambridgeshire Insight. (2025b). </w:t>
+      </w:r>
+      <w:r>
+        <w:rPr>
+          <w:i/>
+        </w:rPr>
+        <w:t>Road traffic collisions: Location</w:t>
+      </w:r>
+      <w:r>
+        <w:t xml:space="preserve"> [Data set]. National Data Library. Retrieved September 16, 2026, from </w:t>
+      </w:r>
+      <w:hyperlink r:id="rId14">
+        <w:r>
+          <w:rPr>
+            <w:color w:val="1F4E79"/>
+            <w:u w:val="single"/>
+          </w:rPr>
+          <w:t>https://www.data.gov.uk/dataset/b063ff63-7d19-4c9d-a817-26a64dfdce57/road-traffic-collisions-location1</w:t>
+        </w:r>
+      </w:hyperlink>
+    </w:p>
+    <w:p>
+      <w:pPr>
+        <w:pStyle w:val="BodyText"/>
+        <w:ind w:left="720" w:hanging="720"/>
+      </w:pPr>
+      <w:r>
+        <w:t xml:space="preserve">Cleveland, W. S. (1985). </w:t>
+      </w:r>
+      <w:r>
+        <w:rPr>
+          <w:i/>
+        </w:rPr>
+        <w:t>The elements of graphing data</w:t>
+      </w:r>
+      <w:r>
+        <w:t>. Wadsworth.</w:t>
+      </w:r>
+    </w:p>
+    <w:p>
+      <w:pPr>
+        <w:pStyle w:val="BodyText"/>
+        <w:ind w:left="720" w:hanging="720"/>
+      </w:pPr>
+      <w:r>
+        <w:t xml:space="preserve">Department for Transport. (n.d.). </w:t>
+      </w:r>
+      <w:r>
+        <w:rPr>
+          <w:i/>
+        </w:rPr>
+        <w:t>Road safety statistics</w:t>
+      </w:r>
+      <w:r>
+        <w:t xml:space="preserve">. GOV.UK. Retrieved September 16, 2026, from </w:t>
+      </w:r>
+      <w:hyperlink r:id="rId15">
+        <w:r>
+          <w:rPr>
+            <w:color w:val="1F4E79"/>
+            <w:u w:val="single"/>
+          </w:rPr>
+          <w:t>https://www.gov.uk/government/collections/road-accidents-and-safety-statistics</w:t>
+        </w:r>
+      </w:hyperlink>
+    </w:p>
+    <w:p>
+      <w:pPr>
+        <w:pStyle w:val="BodyText"/>
+        <w:ind w:left="720" w:hanging="720"/>
+      </w:pPr>
+      <w:r>
+        <w:t xml:space="preserve">Healy, K. (2018). </w:t>
+      </w:r>
+      <w:r>
+        <w:rPr>
+          <w:i/>
+        </w:rPr>
+        <w:t>Data visualization: A practical introduction</w:t>
+      </w:r>
+      <w:r>
+        <w:t>. Princeton University Press.</w:t>
+      </w:r>
+    </w:p>
+    <w:p>
+      <w:pPr>
+        <w:pStyle w:val="BodyText"/>
+        <w:ind w:left="720" w:hanging="720"/>
+      </w:pPr>
+      <w:r>
+        <w:t xml:space="preserve">Munzner, T. (2014). </w:t>
+      </w:r>
+      <w:r>
+        <w:rPr>
+          <w:i/>
+        </w:rPr>
+        <w:t>Visualization analysis and design</w:t>
+      </w:r>
+      <w:r>
+        <w:t>. CRC Press.</w:t>
+      </w:r>
+    </w:p>
+    <w:p>
+      <w:pPr>
+        <w:pStyle w:val="BodyText"/>
+        <w:ind w:left="720" w:hanging="720"/>
+        <w:rPr>
+          <w:rFonts w:eastAsia="SimSun"/>
+          <w:lang w:eastAsia="zh-CN"/>
+        </w:rPr>
+      </w:pPr>
+      <w:r>
+        <w:t xml:space="preserve">Wickham, H. (2014). Tidy data. </w:t>
+      </w:r>
+      <w:r>
+        <w:rPr>
+          <w:i/>
+        </w:rPr>
+        <w:t>Journal of Statistical Software, 59</w:t>
+      </w:r>
+      <w:r>
+        <w:t xml:space="preserve">(10), 1-23. </w:t>
+      </w:r>
+      <w:hyperlink r:id="rId16">
+        <w:r>
+          <w:rPr>
+            <w:color w:val="1F4E79"/>
+            <w:u w:val="single"/>
+          </w:rPr>
+          <w:t>https://doi.org/10.18637/jss.v059.i10</w:t>
+        </w:r>
+      </w:hyperlink>
+    </w:p>
+    <w:p>
+      <w:pPr>
+        <w:pStyle w:val="Heading1"/>
+        <w:rPr>
+          <w:rFonts w:ascii="Times New Roman" w:eastAsia="SimSun" w:hAnsi="Times New Roman"/>
+          <w:lang w:eastAsia="zh-CN"/>
+        </w:rPr>
+      </w:pPr>
+      <w:r>
+        <w:rPr>
+          <w:rFonts w:ascii="Times New Roman" w:hAnsi="Times New Roman"/>
+        </w:rPr>
+        <w:lastRenderedPageBreak/>
+        <w:t>AI assistant</w:t>
+      </w:r>
+    </w:p>
+    <w:p>
+      <w:pPr>
+        <w:pStyle w:val="BodyText"/>
+        <w:ind w:left="720" w:hanging="720"/>
         <w:rPr>
           <w:rFonts w:eastAsia="SimSun" w:hint="eastAsia"/>
           <w:lang w:eastAsia="zh-CN"/>
         </w:rPr>
       </w:pPr>
       <w:r>
-        <w:rPr>
-          <w:color w:val="000000"/>
-        </w:rPr>
-        <w:t xml:space="preserve">[1] Cambridgeshire Insight. </w:t>
-      </w:r>
-      <w:r>
-        <w:t>Cambridgeshire Road Traffic Collision Casualties by Mode of Transport Counts. National Data Library, data.gov.uk, updated 2 April 2025, accessed 16 September 2026</w:t>
+        <w:t>C</w:t>
       </w:r>
       <w:r>
         <w:rPr>
-          <w:color w:val="000000"/>
+          <w:rFonts w:hint="eastAsia"/>
         </w:rPr>
-        <w:t xml:space="preserve"> Available at: </w:t>
+        <w:t>hatgpt</w:t>
       </w:r>
-      <w:hyperlink r:id="rId13" w:history="1">
-        <w:r>
-          <w:rPr>
-            <w:rStyle w:val="Hyperlink"/>
-          </w:rPr>
-          <w:t>https://www.data.gov.uk/dataset/3e01b839-fc7b-4d77-b5b0-6e86528117a1/cambridgeshire-road-traffic-collision-casualties-by-mode-of-transport-counts1</w:t>
-        </w:r>
-      </w:hyperlink>
       <w:r>
         <w:rPr>
           <w:rFonts w:eastAsia="SimSun" w:hint="eastAsia"/>
           <w:lang w:eastAsia="zh-CN"/>
         </w:rPr>
-        <w:t xml:space="preserve"> </w:t>
-      </w:r>
-    </w:p>
-    <w:p>
-      <w:pPr>
-        <w:pStyle w:val="BodyText"/>
-        <w:ind w:left="115"/>
-        <w:rPr>
-          <w:rFonts w:eastAsia="SimSun" w:hint="eastAsia"/>
-          <w:lang w:eastAsia="zh-CN"/>
-        </w:rPr>
-      </w:pPr>
-      <w:r>
-        <w:rPr>
-          <w:color w:val="000000"/>
-        </w:rPr>
-        <w:t xml:space="preserve">[2] Cambridgeshire Insight. </w:t>
-      </w:r>
-      <w:r>
-        <w:t>Road Traffic Collisions Location. National Data Library, data.gov.uk, updated 2 April 2025, accessed 16 September 2026</w:t>
+        <w:t>-5.6 Sol</w:t>
       </w:r>
       <w:r>
         <w:rPr>
-          <w:color w:val="000000"/>
+          <w:rFonts w:hint="eastAsia"/>
         </w:rPr>
-        <w:t xml:space="preserve"> Available at: </w:t>
+        <w:t>、</w:t>
       </w:r>
-      <w:hyperlink r:id="rId14" w:history="1">
-        <w:r>
-          <w:rPr>
-            <w:rStyle w:val="Hyperlink"/>
-          </w:rPr>
-          <w:t>https://www.data.gov.uk/dataset/b063ff63-7d19-4c9d-a817-26a64dfdce57/road-traffic-collisions-location1</w:t>
-        </w:r>
-      </w:hyperlink>
+      <w:r>
+        <w:rPr>
+          <w:rFonts w:hint="eastAsia"/>
+        </w:rPr>
+        <w:t>deepseek</w:t>
+      </w:r>
       <w:r>
         <w:rPr>
           <w:rFonts w:eastAsia="SimSun" w:hint="eastAsia"/>
           <w:lang w:eastAsia="zh-CN"/>
         </w:rPr>
-        <w:t xml:space="preserve"> </w:t>
-      </w:r>
-    </w:p>
-    <w:p>
-      <w:pPr>
-        <w:pStyle w:val="BodyText"/>
-        <w:ind w:left="115"/>
-        <w:rPr>
-          <w:rFonts w:eastAsia="SimSun" w:hint="eastAsia"/>
-          <w:lang w:eastAsia="zh-CN"/>
-        </w:rPr>
-      </w:pPr>
-      <w:r>
-        <w:rPr>
-          <w:color w:val="000000"/>
-        </w:rPr>
-        <w:t xml:space="preserve">[3] Department for Transport. </w:t>
-      </w:r>
-      <w:r>
-        <w:t>Road accidents and safety statistics. GOV.UK statistics collection, accessed 16 September 2026</w:t>
+        <w:t>-</w:t>
       </w:r>
       <w:r>
         <w:rPr>
-          <w:color w:val="000000"/>
-        </w:rPr>
-        <w:t xml:space="preserve"> Available at: </w:t>
-      </w:r>
-      <w:hyperlink r:id="rId15" w:history="1">
-        <w:r>
-          <w:rPr>
-            <w:rStyle w:val="Hyperlink"/>
-          </w:rPr>
-          <w:t>https://www.gov.uk/government/collections/road-safety-statistics</w:t>
-        </w:r>
-      </w:hyperlink>
-      <w:r>
-        <w:rPr>
-          <w:rFonts w:eastAsia="SimSun" w:hint="eastAsia"/>
+          <w:rFonts w:eastAsia="SimSun"/>
           <w:lang w:eastAsia="zh-CN"/>
         </w:rPr>
-        <w:t xml:space="preserve"> </w:t>
-      </w:r>
-    </w:p>
-    <w:p>
-      <w:pPr>
-        <w:pStyle w:val="BodyText"/>
-        <w:ind w:left="115"/>
-      </w:pPr>
-      <w:r>
-        <w:rPr>
-          <w:color w:val="000000"/>
-        </w:rPr>
-        <w:t xml:space="preserve">[4] Cleveland, W. S. </w:t>
-      </w:r>
-      <w:r>
-        <w:t>The Elements of Graphing Data. Wadsworth, 1985</w:t>
-      </w:r>
-    </w:p>
-    <w:p>
-      <w:pPr>
-        <w:pStyle w:val="BodyText"/>
-        <w:ind w:left="115"/>
-      </w:pPr>
-      <w:r>
-        <w:rPr>
-          <w:color w:val="000000"/>
-        </w:rPr>
-        <w:t xml:space="preserve">[5] Healy, K. </w:t>
-      </w:r>
-      <w:r>
-        <w:t>Data Visualization: A Practical Introduction. Princeton University Press, 2018</w:t>
-      </w:r>
-    </w:p>
-    <w:p>
-      <w:pPr>
-        <w:pStyle w:val="BodyText"/>
-        <w:ind w:left="115"/>
-      </w:pPr>
-      <w:r>
-        <w:rPr>
-          <w:color w:val="000000"/>
-        </w:rPr>
-        <w:t xml:space="preserve">[6] </w:t>
-      </w:r>
-      <w:proofErr w:type="spellStart"/>
-      <w:r>
-        <w:rPr>
-          <w:color w:val="000000"/>
-        </w:rPr>
-        <w:t>Munzner</w:t>
-      </w:r>
-      <w:proofErr w:type="spellEnd"/>
-      <w:r>
-        <w:rPr>
-          <w:color w:val="000000"/>
-        </w:rPr>
-        <w:t xml:space="preserve">, T. </w:t>
-      </w:r>
-      <w:r>
-        <w:t>Visualization Analysis and Design. CRC Press, 2014</w:t>
-      </w:r>
-    </w:p>
-    <w:p>
-      <w:pPr>
-        <w:pStyle w:val="BodyText"/>
-        <w:ind w:left="115"/>
-      </w:pPr>
-      <w:r>
-        <w:rPr>
-          <w:color w:val="000000"/>
-        </w:rPr>
-        <w:t xml:space="preserve">[7] Wickham, H. </w:t>
-      </w:r>
-      <w:r>
-        <w:t>Tidy Data. Journal of Statistical Software, 59(10), 1-23, 2014. https://doi.org/10.18637/jss.v059.i10</w:t>
-      </w:r>
-      <w:r>
-        <w:rPr>
-          <w:color w:val="000000"/>
-        </w:rPr>
-        <w:t xml:space="preserve"> Available at: </w:t>
-      </w:r>
-      <w:r>
-        <w:t>https://www.jstatsoft.org/article/view/v059i10</w:t>
+        <w:t>V4.1‑Flash</w:t>
       </w:r>
     </w:p>
     <w:sectPr>
-      <w:footerReference w:type="default" r:id="rId16"/>
+      <w:footerReference w:type="default" r:id="rId17"/>
       <w:pgSz w:w="11909" w:h="16834"/>
       <w:pgMar w:top="1440" w:right="1800" w:bottom="1440" w:left="1800" w:header="850" w:footer="994" w:gutter="0"/>
       <w:cols w:space="720"/>
@@ -13366,29 +13387,6 @@
       </w:tcPr>
     </w:tblStylePr>
   </w:style>
-  <w:style w:type="character" w:styleId="Hyperlink">
-    <w:name w:val="Hyperlink"/>
-    <w:basedOn w:val="DefaultParagraphFont"/>
-    <w:uiPriority w:val="99"/>
-    <w:unhideWhenUsed/>
-    <w:rsid w:val="008D33D9"/>
-    <w:rPr>
-      <w:color w:val="0000FF" w:themeColor="hyperlink"/>
-      <w:u w:val="single"/>
-    </w:rPr>
-  </w:style>
-  <w:style w:type="character" w:styleId="UnresolvedMention">
-    <w:name w:val="Unresolved Mention"/>
-    <w:basedOn w:val="DefaultParagraphFont"/>
-    <w:uiPriority w:val="99"/>
-    <w:semiHidden/>
-    <w:unhideWhenUsed/>
-    <w:rsid w:val="008D33D9"/>
-    <w:rPr>
-      <w:color w:val="605E5C"/>
-      <w:shd w:val="clear" w:color="auto" w:fill="E1DFDD"/>
-    </w:rPr>
-  </w:style>
 </w:styles>
 </file>
 
